--- a/docs/metodologia_e_evidencias_petconecta.docx
+++ b/docs/metodologia_e_evidencias_petconecta.docx
@@ -43,7 +43,7 @@
         <w:spacing w:after="200"/>
       </w:pPr>
       <w:r>
-        <w:t>O quadro Kanban foi organizado nas colunas Backlog, Planejado, Em andamento, Em validação e Concluído. Cada atividade é representada por um cartão com objetivo, prioridade, evidência e critério de conclusão. O fluxo do quadro acompanha o diagrama de metodologia mais recente anexado ao modelo de proposta de tema: diagnóstico, objetivos e escopo, planejamento, requisitos e modelagem, implementação, testes, publicação, feedback, análise e refinamento final.</w:t>
+        <w:t>O quadro Kanban foi organizado nas colunas Backlog, Planejado, Em andamento, Em validação e Concluído. Cada atividade é representada por um cartão com objetivo, prioridade, evidência e critério de conclusão. O fluxo do quadro acompanha o diagrama de metodologia mais recente anexado ao modelo de proposta de tema: levantamento do setor de aplicação, levantamento de requisitos, análise dos requisitos, versão navegável, implementação e integração tecnológica, testes, publicação, feedback, análise e refinamento final.</w:t>
       </w:r>
     </w:p>
     <w:p>
@@ -123,7 +123,7 @@
         <w:spacing w:after="200"/>
       </w:pPr>
       <w:r>
-        <w:t>Conclui-se que o Kanban foi adequado ao PetConecta por oferecer transparência do trabalho, priorização, controle do andamento e melhoria contínua. O método permanece alinhado ao cronograma de 16 semanas e 112 dias representado no diagrama mais recente, preservando as etapas de planejamento, desenvolvimento, validação, feedback, análise e refinamento.</w:t>
+        <w:t>Conclui-se que o Kanban foi adequado ao PetConecta por oferecer transparência do trabalho, priorização, controle do andamento e melhoria contínua. O método permanece alinhado ao cronograma de 107 dias representado no diagrama mais recente, preservando as etapas de levantamento, desenvolvimento, validação, feedback, análise e refinamento.</w:t>
       </w:r>
     </w:p>
     <w:p>
@@ -157,81 +157,151 @@
         <w:tblLook w:firstColumn="1" w:firstRow="1" w:lastColumn="0" w:lastRow="0" w:noHBand="0" w:noVBand="1" w:val="04A0"/>
       </w:tblPr>
       <w:tblGrid>
-        <w:gridCol w:w="1234"/>
-        <w:gridCol w:w="1234"/>
-        <w:gridCol w:w="1234"/>
-        <w:gridCol w:w="1234"/>
-        <w:gridCol w:w="1234"/>
-        <w:gridCol w:w="1234"/>
-        <w:gridCol w:w="1234"/>
+        <w:gridCol w:w="2057"/>
+        <w:gridCol w:w="2057"/>
+        <w:gridCol w:w="2057"/>
+        <w:gridCol w:w="2057"/>
+        <w:gridCol w:w="2057"/>
+        <w:gridCol w:w="2057"/>
+        <w:gridCol w:w="2057"/>
       </w:tblGrid>
       <w:tr>
         <w:tc>
           <w:tcPr>
-            <w:tcW w:type="dxa" w:w="1234"/>
+            <w:tcW w:type="dxa" w:w="2057"/>
+            <w:vAlign w:val="center"/>
+            <w:tcMar>
+              <w:top w:w="80" w:type="dxa"/>
+              <w:start w:w="100" w:type="dxa"/>
+              <w:bottom w:w="80" w:type="dxa"/>
+              <w:end w:w="100" w:type="dxa"/>
+            </w:tcMar>
           </w:tcPr>
           <w:p>
             <w:r>
+              <w:rPr>
+                <w:sz w:val="16"/>
+              </w:rPr>
               <w:t>Etapa do Kanban</w:t>
             </w:r>
           </w:p>
         </w:tc>
         <w:tc>
           <w:tcPr>
-            <w:tcW w:type="dxa" w:w="1234"/>
+            <w:tcW w:type="dxa" w:w="2057"/>
+            <w:vAlign w:val="center"/>
+            <w:tcMar>
+              <w:top w:w="80" w:type="dxa"/>
+              <w:start w:w="100" w:type="dxa"/>
+              <w:bottom w:w="80" w:type="dxa"/>
+              <w:end w:w="100" w:type="dxa"/>
+            </w:tcMar>
           </w:tcPr>
           <w:p>
             <w:r>
+              <w:rPr>
+                <w:sz w:val="16"/>
+              </w:rPr>
               <w:t>Período</w:t>
             </w:r>
           </w:p>
         </w:tc>
         <w:tc>
           <w:tcPr>
-            <w:tcW w:type="dxa" w:w="1234"/>
+            <w:tcW w:type="dxa" w:w="2057"/>
+            <w:vAlign w:val="center"/>
+            <w:tcMar>
+              <w:top w:w="80" w:type="dxa"/>
+              <w:start w:w="100" w:type="dxa"/>
+              <w:bottom w:w="80" w:type="dxa"/>
+              <w:end w:w="100" w:type="dxa"/>
+            </w:tcMar>
           </w:tcPr>
           <w:p>
             <w:r>
+              <w:rPr>
+                <w:sz w:val="16"/>
+              </w:rPr>
               <w:t>Objetivo do Ciclo</w:t>
             </w:r>
           </w:p>
         </w:tc>
         <w:tc>
           <w:tcPr>
-            <w:tcW w:type="dxa" w:w="1234"/>
+            <w:tcW w:type="dxa" w:w="2057"/>
+            <w:vAlign w:val="center"/>
+            <w:tcMar>
+              <w:top w:w="80" w:type="dxa"/>
+              <w:start w:w="100" w:type="dxa"/>
+              <w:bottom w:w="80" w:type="dxa"/>
+              <w:end w:w="100" w:type="dxa"/>
+            </w:tcMar>
           </w:tcPr>
           <w:p>
             <w:r>
+              <w:rPr>
+                <w:sz w:val="16"/>
+              </w:rPr>
               <w:t>Problema identificado</w:t>
             </w:r>
           </w:p>
         </w:tc>
         <w:tc>
           <w:tcPr>
-            <w:tcW w:type="dxa" w:w="1234"/>
+            <w:tcW w:type="dxa" w:w="2057"/>
+            <w:vAlign w:val="center"/>
+            <w:tcMar>
+              <w:top w:w="80" w:type="dxa"/>
+              <w:start w:w="100" w:type="dxa"/>
+              <w:bottom w:w="80" w:type="dxa"/>
+              <w:end w:w="100" w:type="dxa"/>
+            </w:tcMar>
           </w:tcPr>
           <w:p>
             <w:r>
+              <w:rPr>
+                <w:sz w:val="16"/>
+              </w:rPr>
               <w:t>Ação executada</w:t>
             </w:r>
           </w:p>
         </w:tc>
         <w:tc>
           <w:tcPr>
-            <w:tcW w:type="dxa" w:w="1234"/>
+            <w:tcW w:type="dxa" w:w="2057"/>
+            <w:vAlign w:val="center"/>
+            <w:tcMar>
+              <w:top w:w="80" w:type="dxa"/>
+              <w:start w:w="100" w:type="dxa"/>
+              <w:bottom w:w="80" w:type="dxa"/>
+              <w:end w:w="100" w:type="dxa"/>
+            </w:tcMar>
           </w:tcPr>
           <w:p>
             <w:r>
+              <w:rPr>
+                <w:sz w:val="16"/>
+              </w:rPr>
               <w:t>Evidência documental</w:t>
             </w:r>
           </w:p>
         </w:tc>
         <w:tc>
           <w:tcPr>
-            <w:tcW w:type="dxa" w:w="1234"/>
+            <w:tcW w:type="dxa" w:w="2057"/>
+            <w:vAlign w:val="center"/>
+            <w:tcMar>
+              <w:top w:w="80" w:type="dxa"/>
+              <w:start w:w="100" w:type="dxa"/>
+              <w:bottom w:w="80" w:type="dxa"/>
+              <w:end w:w="100" w:type="dxa"/>
+            </w:tcMar>
           </w:tcPr>
           <w:p>
             <w:r>
+              <w:rPr>
+                <w:sz w:val="16"/>
+              </w:rPr>
               <w:t>Resultado</w:t>
             </w:r>
           </w:p>
@@ -240,70 +310,161 @@
       <w:tr>
         <w:tc>
           <w:tcPr>
-            <w:tcW w:type="dxa" w:w="1234"/>
+            <w:tcW w:type="dxa" w:w="2057"/>
+            <w:vAlign w:val="center"/>
+            <w:tcMar>
+              <w:top w:w="80" w:type="dxa"/>
+              <w:start w:w="100" w:type="dxa"/>
+              <w:bottom w:w="80" w:type="dxa"/>
+              <w:end w:w="100" w:type="dxa"/>
+            </w:tcMar>
           </w:tcPr>
           <w:p>
+            <w:pPr>
+              <w:spacing w:after="0"/>
+            </w:pPr>
             <w:r>
+              <w:rPr>
+                <w:sz w:val="14"/>
+              </w:rPr>
               <w:t>1 - Backlog</w:t>
             </w:r>
           </w:p>
         </w:tc>
         <w:tc>
           <w:tcPr>
-            <w:tcW w:type="dxa" w:w="1234"/>
+            <w:tcW w:type="dxa" w:w="2057"/>
+            <w:vAlign w:val="center"/>
+            <w:tcMar>
+              <w:top w:w="80" w:type="dxa"/>
+              <w:start w:w="100" w:type="dxa"/>
+              <w:bottom w:w="80" w:type="dxa"/>
+              <w:end w:w="100" w:type="dxa"/>
+            </w:tcMar>
           </w:tcPr>
           <w:p>
+            <w:pPr>
+              <w:spacing w:after="0"/>
+            </w:pPr>
             <w:r>
-              <w:t>Diagnóstico do problema (7 dias)</w:t>
+              <w:rPr>
+                <w:sz w:val="14"/>
+              </w:rPr>
+              <w:t>Levantamento do setor de aplicação (10 dias)</w:t>
             </w:r>
           </w:p>
         </w:tc>
         <w:tc>
           <w:tcPr>
-            <w:tcW w:type="dxa" w:w="1234"/>
+            <w:tcW w:type="dxa" w:w="2057"/>
+            <w:vAlign w:val="center"/>
+            <w:tcMar>
+              <w:top w:w="80" w:type="dxa"/>
+              <w:start w:w="100" w:type="dxa"/>
+              <w:bottom w:w="80" w:type="dxa"/>
+              <w:end w:w="100" w:type="dxa"/>
+            </w:tcMar>
           </w:tcPr>
           <w:p>
+            <w:pPr>
+              <w:spacing w:after="0"/>
+            </w:pPr>
             <w:r>
+              <w:rPr>
+                <w:sz w:val="14"/>
+              </w:rPr>
               <w:t>Estruturar a base do sistema</w:t>
             </w:r>
           </w:p>
         </w:tc>
         <w:tc>
           <w:tcPr>
-            <w:tcW w:type="dxa" w:w="1234"/>
+            <w:tcW w:type="dxa" w:w="2057"/>
+            <w:vAlign w:val="center"/>
+            <w:tcMar>
+              <w:top w:w="80" w:type="dxa"/>
+              <w:start w:w="100" w:type="dxa"/>
+              <w:bottom w:w="80" w:type="dxa"/>
+              <w:end w:w="100" w:type="dxa"/>
+            </w:tcMar>
           </w:tcPr>
           <w:p>
+            <w:pPr>
+              <w:spacing w:after="0"/>
+            </w:pPr>
             <w:r>
+              <w:rPr>
+                <w:sz w:val="14"/>
+              </w:rPr>
               <w:t>Necessidade de centralizar a proposta da solução</w:t>
             </w:r>
           </w:p>
         </w:tc>
         <w:tc>
           <w:tcPr>
-            <w:tcW w:type="dxa" w:w="1234"/>
+            <w:tcW w:type="dxa" w:w="2057"/>
+            <w:vAlign w:val="center"/>
+            <w:tcMar>
+              <w:top w:w="80" w:type="dxa"/>
+              <w:start w:w="100" w:type="dxa"/>
+              <w:bottom w:w="80" w:type="dxa"/>
+              <w:end w:w="100" w:type="dxa"/>
+            </w:tcMar>
           </w:tcPr>
           <w:p>
+            <w:pPr>
+              <w:spacing w:after="0"/>
+            </w:pPr>
             <w:r>
+              <w:rPr>
+                <w:sz w:val="14"/>
+              </w:rPr>
               <w:t>Definição do escopo inicial e estrutura do site</w:t>
             </w:r>
           </w:p>
         </w:tc>
         <w:tc>
           <w:tcPr>
-            <w:tcW w:type="dxa" w:w="1234"/>
+            <w:tcW w:type="dxa" w:w="2057"/>
+            <w:vAlign w:val="center"/>
+            <w:tcMar>
+              <w:top w:w="80" w:type="dxa"/>
+              <w:start w:w="100" w:type="dxa"/>
+              <w:bottom w:w="80" w:type="dxa"/>
+              <w:end w:w="100" w:type="dxa"/>
+            </w:tcMar>
           </w:tcPr>
           <w:p>
+            <w:pPr>
+              <w:spacing w:after="0"/>
+            </w:pPr>
             <w:r>
+              <w:rPr>
+                <w:sz w:val="14"/>
+              </w:rPr>
               <w:t>Modelagem inicial e primeira versão no GitHub</w:t>
             </w:r>
           </w:p>
         </w:tc>
         <w:tc>
           <w:tcPr>
-            <w:tcW w:type="dxa" w:w="1234"/>
+            <w:tcW w:type="dxa" w:w="2057"/>
+            <w:vAlign w:val="center"/>
+            <w:tcMar>
+              <w:top w:w="80" w:type="dxa"/>
+              <w:start w:w="100" w:type="dxa"/>
+              <w:bottom w:w="80" w:type="dxa"/>
+              <w:end w:w="100" w:type="dxa"/>
+            </w:tcMar>
           </w:tcPr>
           <w:p>
+            <w:pPr>
+              <w:spacing w:after="0"/>
+            </w:pPr>
             <w:r>
+              <w:rPr>
+                <w:sz w:val="14"/>
+              </w:rPr>
               <w:t>Base funcional do projeto estabelecida</w:t>
             </w:r>
           </w:p>
@@ -312,71 +473,162 @@
       <w:tr>
         <w:tc>
           <w:tcPr>
-            <w:tcW w:type="dxa" w:w="1234"/>
+            <w:tcW w:type="dxa" w:w="2057"/>
+            <w:vAlign w:val="center"/>
+            <w:tcMar>
+              <w:top w:w="80" w:type="dxa"/>
+              <w:start w:w="100" w:type="dxa"/>
+              <w:bottom w:w="80" w:type="dxa"/>
+              <w:end w:w="100" w:type="dxa"/>
+            </w:tcMar>
           </w:tcPr>
           <w:p>
+            <w:pPr>
+              <w:spacing w:after="0"/>
+            </w:pPr>
             <w:r>
+              <w:rPr>
+                <w:sz w:val="14"/>
+              </w:rPr>
               <w:t>2 - Planejado</w:t>
             </w:r>
           </w:p>
         </w:tc>
         <w:tc>
           <w:tcPr>
-            <w:tcW w:type="dxa" w:w="1234"/>
+            <w:tcW w:type="dxa" w:w="2057"/>
+            <w:vAlign w:val="center"/>
+            <w:tcMar>
+              <w:top w:w="80" w:type="dxa"/>
+              <w:start w:w="100" w:type="dxa"/>
+              <w:bottom w:w="80" w:type="dxa"/>
+              <w:end w:w="100" w:type="dxa"/>
+            </w:tcMar>
           </w:tcPr>
           <w:p>
+            <w:pPr>
+              <w:spacing w:after="0"/>
+            </w:pPr>
             <w:r>
-              <w:t>Objetivos e escopo (5 dias)</w:t>
+              <w:rPr>
+                <w:sz w:val="14"/>
+              </w:rPr>
+              <w:t>Levantamento de requisitos (7 dias)</w:t>
             </w:r>
           </w:p>
         </w:tc>
         <w:tc>
           <w:tcPr>
-            <w:tcW w:type="dxa" w:w="1234"/>
+            <w:tcW w:type="dxa" w:w="2057"/>
+            <w:vAlign w:val="center"/>
+            <w:tcMar>
+              <w:top w:w="80" w:type="dxa"/>
+              <w:start w:w="100" w:type="dxa"/>
+              <w:bottom w:w="80" w:type="dxa"/>
+              <w:end w:w="100" w:type="dxa"/>
+            </w:tcMar>
           </w:tcPr>
           <w:p>
+            <w:pPr>
+              <w:spacing w:after="0"/>
+            </w:pPr>
             <w:r>
-              <w:t>Consolidar arquitetura técnica</w:t>
+              <w:rPr>
+                <w:sz w:val="14"/>
+              </w:rPr>
+              <w:t>Consolidar as necessidades do sistema</w:t>
             </w:r>
           </w:p>
         </w:tc>
         <w:tc>
           <w:tcPr>
-            <w:tcW w:type="dxa" w:w="1234"/>
+            <w:tcW w:type="dxa" w:w="2057"/>
+            <w:vAlign w:val="center"/>
+            <w:tcMar>
+              <w:top w:w="80" w:type="dxa"/>
+              <w:start w:w="100" w:type="dxa"/>
+              <w:bottom w:w="80" w:type="dxa"/>
+              <w:end w:w="100" w:type="dxa"/>
+            </w:tcMar>
           </w:tcPr>
           <w:p>
+            <w:pPr>
+              <w:spacing w:after="0"/>
+            </w:pPr>
             <w:r>
-              <w:t>Organização técnica dispersa entre funcionalidades</w:t>
+              <w:rPr>
+                <w:sz w:val="14"/>
+              </w:rPr>
+              <w:t>Necessidade de traduzir o problema em funcionalidades</w:t>
             </w:r>
           </w:p>
         </w:tc>
         <w:tc>
           <w:tcPr>
-            <w:tcW w:type="dxa" w:w="1234"/>
+            <w:tcW w:type="dxa" w:w="2057"/>
+            <w:vAlign w:val="center"/>
+            <w:tcMar>
+              <w:top w:w="80" w:type="dxa"/>
+              <w:start w:w="100" w:type="dxa"/>
+              <w:bottom w:w="80" w:type="dxa"/>
+              <w:end w:w="100" w:type="dxa"/>
+            </w:tcMar>
           </w:tcPr>
           <w:p>
+            <w:pPr>
+              <w:spacing w:after="0"/>
+            </w:pPr>
             <w:r>
-              <w:t>Revisão da arquitetura e padronização dos componentes</w:t>
+              <w:rPr>
+                <w:sz w:val="14"/>
+              </w:rPr>
+              <w:t>Registro dos requisitos funcionais, não funcionais e dos perfis de usuário</w:t>
             </w:r>
           </w:p>
         </w:tc>
         <w:tc>
           <w:tcPr>
-            <w:tcW w:type="dxa" w:w="1234"/>
+            <w:tcW w:type="dxa" w:w="2057"/>
+            <w:vAlign w:val="center"/>
+            <w:tcMar>
+              <w:top w:w="80" w:type="dxa"/>
+              <w:start w:w="100" w:type="dxa"/>
+              <w:bottom w:w="80" w:type="dxa"/>
+              <w:end w:w="100" w:type="dxa"/>
+            </w:tcMar>
           </w:tcPr>
           <w:p>
+            <w:pPr>
+              <w:spacing w:after="0"/>
+            </w:pPr>
             <w:r>
-              <w:t>docs/arquitetura.md</w:t>
+              <w:rPr>
+                <w:sz w:val="14"/>
+              </w:rPr>
+              <w:t>docs/modelagem-site.md</w:t>
             </w:r>
           </w:p>
         </w:tc>
         <w:tc>
           <w:tcPr>
-            <w:tcW w:type="dxa" w:w="1234"/>
+            <w:tcW w:type="dxa" w:w="2057"/>
+            <w:vAlign w:val="center"/>
+            <w:tcMar>
+              <w:top w:w="80" w:type="dxa"/>
+              <w:start w:w="100" w:type="dxa"/>
+              <w:bottom w:w="80" w:type="dxa"/>
+              <w:end w:w="100" w:type="dxa"/>
+            </w:tcMar>
           </w:tcPr>
           <w:p>
+            <w:pPr>
+              <w:spacing w:after="0"/>
+            </w:pPr>
             <w:r>
-              <w:t>Maior clareza estrutural e manutenção facilitada</w:t>
+              <w:rPr>
+                <w:sz w:val="14"/>
+              </w:rPr>
+              <w:t>Escopo funcional documentado</w:t>
             </w:r>
           </w:p>
         </w:tc>
@@ -384,71 +636,162 @@
       <w:tr>
         <w:tc>
           <w:tcPr>
-            <w:tcW w:type="dxa" w:w="1234"/>
+            <w:tcW w:type="dxa" w:w="2057"/>
+            <w:vAlign w:val="center"/>
+            <w:tcMar>
+              <w:top w:w="80" w:type="dxa"/>
+              <w:start w:w="100" w:type="dxa"/>
+              <w:bottom w:w="80" w:type="dxa"/>
+              <w:end w:w="100" w:type="dxa"/>
+            </w:tcMar>
           </w:tcPr>
           <w:p>
+            <w:pPr>
+              <w:spacing w:after="0"/>
+            </w:pPr>
             <w:r>
+              <w:rPr>
+                <w:sz w:val="14"/>
+              </w:rPr>
               <w:t>3 - Em andamento</w:t>
             </w:r>
           </w:p>
         </w:tc>
         <w:tc>
           <w:tcPr>
-            <w:tcW w:type="dxa" w:w="1234"/>
+            <w:tcW w:type="dxa" w:w="2057"/>
+            <w:vAlign w:val="center"/>
+            <w:tcMar>
+              <w:top w:w="80" w:type="dxa"/>
+              <w:start w:w="100" w:type="dxa"/>
+              <w:bottom w:w="80" w:type="dxa"/>
+              <w:end w:w="100" w:type="dxa"/>
+            </w:tcMar>
           </w:tcPr>
           <w:p>
+            <w:pPr>
+              <w:spacing w:after="0"/>
+            </w:pPr>
             <w:r>
-              <w:t>Planejamento: WBS, recursos, riscos e qualidade (10 dias)</w:t>
+              <w:rPr>
+                <w:sz w:val="14"/>
+              </w:rPr>
+              <w:t>Análise dos requisitos (6 dias)</w:t>
             </w:r>
           </w:p>
         </w:tc>
         <w:tc>
           <w:tcPr>
-            <w:tcW w:type="dxa" w:w="1234"/>
+            <w:tcW w:type="dxa" w:w="2057"/>
+            <w:vAlign w:val="center"/>
+            <w:tcMar>
+              <w:top w:w="80" w:type="dxa"/>
+              <w:start w:w="100" w:type="dxa"/>
+              <w:bottom w:w="80" w:type="dxa"/>
+              <w:end w:w="100" w:type="dxa"/>
+            </w:tcMar>
           </w:tcPr>
           <w:p>
+            <w:pPr>
+              <w:spacing w:after="0"/>
+            </w:pPr>
             <w:r>
-              <w:t>Melhorar persistência e consultas</w:t>
+              <w:rPr>
+                <w:sz w:val="14"/>
+              </w:rPr>
+              <w:t>Validar prioridades, riscos e viabilidade</w:t>
             </w:r>
           </w:p>
         </w:tc>
         <w:tc>
           <w:tcPr>
-            <w:tcW w:type="dxa" w:w="1234"/>
+            <w:tcW w:type="dxa" w:w="2057"/>
+            <w:vAlign w:val="center"/>
+            <w:tcMar>
+              <w:top w:w="80" w:type="dxa"/>
+              <w:start w:w="100" w:type="dxa"/>
+              <w:bottom w:w="80" w:type="dxa"/>
+              <w:end w:w="100" w:type="dxa"/>
+            </w:tcMar>
           </w:tcPr>
           <w:p>
+            <w:pPr>
+              <w:spacing w:after="0"/>
+            </w:pPr>
             <w:r>
-              <w:t>Crescimento de dados com risco de perda de desempenho</w:t>
+              <w:rPr>
+                <w:sz w:val="14"/>
+              </w:rPr>
+              <w:t>Requisitos amplos e necessidade de priorização</w:t>
             </w:r>
           </w:p>
         </w:tc>
         <w:tc>
           <w:tcPr>
-            <w:tcW w:type="dxa" w:w="1234"/>
+            <w:tcW w:type="dxa" w:w="2057"/>
+            <w:vAlign w:val="center"/>
+            <w:tcMar>
+              <w:top w:w="80" w:type="dxa"/>
+              <w:start w:w="100" w:type="dxa"/>
+              <w:bottom w:w="80" w:type="dxa"/>
+              <w:end w:w="100" w:type="dxa"/>
+            </w:tcMar>
           </w:tcPr>
           <w:p>
+            <w:pPr>
+              <w:spacing w:after="0"/>
+            </w:pPr>
             <w:r>
-              <w:t>Ajuste de consultas com ordenação e limite de leitura</w:t>
+              <w:rPr>
+                <w:sz w:val="14"/>
+              </w:rPr>
+              <w:t>Análise de riscos, regras de negócio, critérios de aceite e organização do backlog Kanban</w:t>
             </w:r>
           </w:p>
         </w:tc>
         <w:tc>
           <w:tcPr>
-            <w:tcW w:type="dxa" w:w="1234"/>
+            <w:tcW w:type="dxa" w:w="2057"/>
+            <w:vAlign w:val="center"/>
+            <w:tcMar>
+              <w:top w:w="80" w:type="dxa"/>
+              <w:start w:w="100" w:type="dxa"/>
+              <w:bottom w:w="80" w:type="dxa"/>
+              <w:end w:w="100" w:type="dxa"/>
+            </w:tcMar>
           </w:tcPr>
           <w:p>
+            <w:pPr>
+              <w:spacing w:after="0"/>
+            </w:pPr>
             <w:r>
-              <w:t>README.md</w:t>
+              <w:rPr>
+                <w:sz w:val="14"/>
+              </w:rPr>
+              <w:t>docs/modelagem-site.md</w:t>
             </w:r>
           </w:p>
         </w:tc>
         <w:tc>
           <w:tcPr>
-            <w:tcW w:type="dxa" w:w="1234"/>
+            <w:tcW w:type="dxa" w:w="2057"/>
+            <w:vAlign w:val="center"/>
+            <w:tcMar>
+              <w:top w:w="80" w:type="dxa"/>
+              <w:start w:w="100" w:type="dxa"/>
+              <w:bottom w:w="80" w:type="dxa"/>
+              <w:end w:w="100" w:type="dxa"/>
+            </w:tcMar>
           </w:tcPr>
           <w:p>
+            <w:pPr>
+              <w:spacing w:after="0"/>
+            </w:pPr>
             <w:r>
-              <w:t>Listagens mais estáveis e melhor desempenho</w:t>
+              <w:rPr>
+                <w:sz w:val="14"/>
+              </w:rPr>
+              <w:t>Requisitos priorizados e rastreáveis</w:t>
             </w:r>
           </w:p>
         </w:tc>
@@ -456,71 +799,162 @@
       <w:tr>
         <w:tc>
           <w:tcPr>
-            <w:tcW w:type="dxa" w:w="1234"/>
+            <w:tcW w:type="dxa" w:w="2057"/>
+            <w:vAlign w:val="center"/>
+            <w:tcMar>
+              <w:top w:w="80" w:type="dxa"/>
+              <w:start w:w="100" w:type="dxa"/>
+              <w:bottom w:w="80" w:type="dxa"/>
+              <w:end w:w="100" w:type="dxa"/>
+            </w:tcMar>
           </w:tcPr>
           <w:p>
+            <w:pPr>
+              <w:spacing w:after="0"/>
+            </w:pPr>
             <w:r>
+              <w:rPr>
+                <w:sz w:val="14"/>
+              </w:rPr>
               <w:t>4 - Em andamento</w:t>
             </w:r>
           </w:p>
         </w:tc>
         <w:tc>
           <w:tcPr>
-            <w:tcW w:type="dxa" w:w="1234"/>
+            <w:tcW w:type="dxa" w:w="2057"/>
+            <w:vAlign w:val="center"/>
+            <w:tcMar>
+              <w:top w:w="80" w:type="dxa"/>
+              <w:start w:w="100" w:type="dxa"/>
+              <w:bottom w:w="80" w:type="dxa"/>
+              <w:end w:w="100" w:type="dxa"/>
+            </w:tcMar>
           </w:tcPr>
           <w:p>
+            <w:pPr>
+              <w:spacing w:after="0"/>
+            </w:pPr>
             <w:r>
-              <w:t>Requisitos e modelagem (14 dias)</w:t>
+              <w:rPr>
+                <w:sz w:val="14"/>
+              </w:rPr>
+              <w:t>Versão navegável (8 dias)</w:t>
             </w:r>
           </w:p>
         </w:tc>
         <w:tc>
           <w:tcPr>
-            <w:tcW w:type="dxa" w:w="1234"/>
+            <w:tcW w:type="dxa" w:w="2057"/>
+            <w:vAlign w:val="center"/>
+            <w:tcMar>
+              <w:top w:w="80" w:type="dxa"/>
+              <w:start w:w="100" w:type="dxa"/>
+              <w:bottom w:w="80" w:type="dxa"/>
+              <w:end w:w="100" w:type="dxa"/>
+            </w:tcMar>
           </w:tcPr>
           <w:p>
+            <w:pPr>
+              <w:spacing w:after="0"/>
+            </w:pPr>
             <w:r>
-              <w:t>Reforçar autenticação e fluxos de usuário</w:t>
+              <w:rPr>
+                <w:sz w:val="14"/>
+              </w:rPr>
+              <w:t>Demonstrar os fluxos principais</w:t>
             </w:r>
           </w:p>
         </w:tc>
         <w:tc>
           <w:tcPr>
-            <w:tcW w:type="dxa" w:w="1234"/>
+            <w:tcW w:type="dxa" w:w="2057"/>
+            <w:vAlign w:val="center"/>
+            <w:tcMar>
+              <w:top w:w="80" w:type="dxa"/>
+              <w:start w:w="100" w:type="dxa"/>
+              <w:bottom w:w="80" w:type="dxa"/>
+              <w:end w:w="100" w:type="dxa"/>
+            </w:tcMar>
           </w:tcPr>
           <w:p>
+            <w:pPr>
+              <w:spacing w:after="0"/>
+            </w:pPr>
             <w:r>
-              <w:t>Inconsistências entre primeiro acesso e retorno</w:t>
+              <w:rPr>
+                <w:sz w:val="14"/>
+              </w:rPr>
+              <w:t>Necessidade de visualizar a solução antes da integração completa</w:t>
             </w:r>
           </w:p>
         </w:tc>
         <w:tc>
           <w:tcPr>
-            <w:tcW w:type="dxa" w:w="1234"/>
+            <w:tcW w:type="dxa" w:w="2057"/>
+            <w:vAlign w:val="center"/>
+            <w:tcMar>
+              <w:top w:w="80" w:type="dxa"/>
+              <w:start w:w="100" w:type="dxa"/>
+              <w:bottom w:w="80" w:type="dxa"/>
+              <w:end w:w="100" w:type="dxa"/>
+            </w:tcMar>
           </w:tcPr>
           <w:p>
+            <w:pPr>
+              <w:spacing w:after="0"/>
+            </w:pPr>
             <w:r>
-              <w:t>Ajuste no fluxo de autenticação e navegação</w:t>
+              <w:rPr>
+                <w:sz w:val="14"/>
+              </w:rPr>
+              <w:t>Construção das páginas, navegação, formulários, listagens e mapa inicial</w:t>
             </w:r>
           </w:p>
         </w:tc>
         <w:tc>
           <w:tcPr>
-            <w:tcW w:type="dxa" w:w="1234"/>
+            <w:tcW w:type="dxa" w:w="2057"/>
+            <w:vAlign w:val="center"/>
+            <w:tcMar>
+              <w:top w:w="80" w:type="dxa"/>
+              <w:start w:w="100" w:type="dxa"/>
+              <w:bottom w:w="80" w:type="dxa"/>
+              <w:end w:w="100" w:type="dxa"/>
+            </w:tcMar>
           </w:tcPr>
           <w:p>
+            <w:pPr>
+              <w:spacing w:after="0"/>
+            </w:pPr>
             <w:r>
-              <w:t>README.md</w:t>
+              <w:rPr>
+                <w:sz w:val="14"/>
+              </w:rPr>
+              <w:t>public/ e docs/modelagem-site.md</w:t>
             </w:r>
           </w:p>
         </w:tc>
         <w:tc>
           <w:tcPr>
-            <w:tcW w:type="dxa" w:w="1234"/>
+            <w:tcW w:type="dxa" w:w="2057"/>
+            <w:vAlign w:val="center"/>
+            <w:tcMar>
+              <w:top w:w="80" w:type="dxa"/>
+              <w:start w:w="100" w:type="dxa"/>
+              <w:bottom w:w="80" w:type="dxa"/>
+              <w:end w:w="100" w:type="dxa"/>
+            </w:tcMar>
           </w:tcPr>
           <w:p>
+            <w:pPr>
+              <w:spacing w:after="0"/>
+            </w:pPr>
             <w:r>
-              <w:t>Experiência de acesso mais previsível</w:t>
+              <w:rPr>
+                <w:sz w:val="14"/>
+              </w:rPr>
+              <w:t>Versão navegável disponível</w:t>
             </w:r>
           </w:p>
         </w:tc>
@@ -528,71 +962,162 @@
       <w:tr>
         <w:tc>
           <w:tcPr>
-            <w:tcW w:type="dxa" w:w="1234"/>
+            <w:tcW w:type="dxa" w:w="2057"/>
+            <w:vAlign w:val="center"/>
+            <w:tcMar>
+              <w:top w:w="80" w:type="dxa"/>
+              <w:start w:w="100" w:type="dxa"/>
+              <w:bottom w:w="80" w:type="dxa"/>
+              <w:end w:w="100" w:type="dxa"/>
+            </w:tcMar>
           </w:tcPr>
           <w:p>
+            <w:pPr>
+              <w:spacing w:after="0"/>
+            </w:pPr>
             <w:r>
+              <w:rPr>
+                <w:sz w:val="14"/>
+              </w:rPr>
               <w:t>5 - Em andamento</w:t>
             </w:r>
           </w:p>
         </w:tc>
         <w:tc>
           <w:tcPr>
-            <w:tcW w:type="dxa" w:w="1234"/>
+            <w:tcW w:type="dxa" w:w="2057"/>
+            <w:vAlign w:val="center"/>
+            <w:tcMar>
+              <w:top w:w="80" w:type="dxa"/>
+              <w:start w:w="100" w:type="dxa"/>
+              <w:bottom w:w="80" w:type="dxa"/>
+              <w:end w:w="100" w:type="dxa"/>
+            </w:tcMar>
           </w:tcPr>
           <w:p>
+            <w:pPr>
+              <w:spacing w:after="0"/>
+            </w:pPr>
             <w:r>
-              <w:t>Implementação do protótipo (28 dias)</w:t>
+              <w:rPr>
+                <w:sz w:val="14"/>
+              </w:rPr>
+              <w:t>Implementação e integração tecnológica (28 dias)</w:t>
             </w:r>
           </w:p>
         </w:tc>
         <w:tc>
           <w:tcPr>
-            <w:tcW w:type="dxa" w:w="1234"/>
+            <w:tcW w:type="dxa" w:w="2057"/>
+            <w:vAlign w:val="center"/>
+            <w:tcMar>
+              <w:top w:w="80" w:type="dxa"/>
+              <w:start w:w="100" w:type="dxa"/>
+              <w:bottom w:w="80" w:type="dxa"/>
+              <w:end w:w="100" w:type="dxa"/>
+            </w:tcMar>
           </w:tcPr>
           <w:p>
+            <w:pPr>
+              <w:spacing w:after="0"/>
+            </w:pPr>
             <w:r>
-              <w:t>Reduzir exposição de dados sensíveis</w:t>
+              <w:rPr>
+                <w:sz w:val="14"/>
+              </w:rPr>
+              <w:t>Consolidar a aplicação e reforçar sua segurança</w:t>
             </w:r>
           </w:p>
         </w:tc>
         <w:tc>
           <w:tcPr>
-            <w:tcW w:type="dxa" w:w="1234"/>
+            <w:tcW w:type="dxa" w:w="2057"/>
+            <w:vAlign w:val="center"/>
+            <w:tcMar>
+              <w:top w:w="80" w:type="dxa"/>
+              <w:start w:w="100" w:type="dxa"/>
+              <w:bottom w:w="80" w:type="dxa"/>
+              <w:end w:w="100" w:type="dxa"/>
+            </w:tcMar>
           </w:tcPr>
           <w:p>
+            <w:pPr>
+              <w:spacing w:after="0"/>
+            </w:pPr>
             <w:r>
-              <w:t>Contato público com risco de uso indevido</w:t>
+              <w:rPr>
+                <w:sz w:val="14"/>
+              </w:rPr>
+              <w:t>Necessidade de proteger dados e validar imagens enviadas</w:t>
             </w:r>
           </w:p>
         </w:tc>
         <w:tc>
           <w:tcPr>
-            <w:tcW w:type="dxa" w:w="1234"/>
+            <w:tcW w:type="dxa" w:w="2057"/>
+            <w:vAlign w:val="center"/>
+            <w:tcMar>
+              <w:top w:w="80" w:type="dxa"/>
+              <w:start w:w="100" w:type="dxa"/>
+              <w:bottom w:w="80" w:type="dxa"/>
+              <w:end w:w="100" w:type="dxa"/>
+            </w:tcMar>
           </w:tcPr>
           <w:p>
+            <w:pPr>
+              <w:spacing w:after="0"/>
+            </w:pPr>
             <w:r>
-              <w:t>Proteção de contato com fluxo de confirmação</w:t>
+              <w:rPr>
+                <w:sz w:val="14"/>
+              </w:rPr>
+              <w:t>Implementação de autenticação, regras de segurança, proteção de contato e moderação com Google Cloud Vision SafeSearch</w:t>
             </w:r>
           </w:p>
         </w:tc>
         <w:tc>
           <w:tcPr>
-            <w:tcW w:type="dxa" w:w="1234"/>
+            <w:tcW w:type="dxa" w:w="2057"/>
+            <w:vAlign w:val="center"/>
+            <w:tcMar>
+              <w:top w:w="80" w:type="dxa"/>
+              <w:start w:w="100" w:type="dxa"/>
+              <w:bottom w:w="80" w:type="dxa"/>
+              <w:end w:w="100" w:type="dxa"/>
+            </w:tcMar>
           </w:tcPr>
           <w:p>
+            <w:pPr>
+              <w:spacing w:after="0"/>
+            </w:pPr>
             <w:r>
-              <w:t>README.md e docs/arquitetura.md</w:t>
+              <w:rPr>
+                <w:sz w:val="14"/>
+              </w:rPr>
+              <w:t>README.md, docs/arquitetura.md e histórico do GitHub</w:t>
             </w:r>
           </w:p>
         </w:tc>
         <w:tc>
           <w:tcPr>
-            <w:tcW w:type="dxa" w:w="1234"/>
+            <w:tcW w:type="dxa" w:w="2057"/>
+            <w:vAlign w:val="center"/>
+            <w:tcMar>
+              <w:top w:w="80" w:type="dxa"/>
+              <w:start w:w="100" w:type="dxa"/>
+              <w:bottom w:w="80" w:type="dxa"/>
+              <w:end w:w="100" w:type="dxa"/>
+            </w:tcMar>
           </w:tcPr>
           <w:p>
+            <w:pPr>
+              <w:spacing w:after="0"/>
+            </w:pPr>
             <w:r>
-              <w:t>Maior privacidade sem perder funcionalidade</w:t>
+              <w:rPr>
+                <w:sz w:val="14"/>
+              </w:rPr>
+              <w:t>Aplicação mais segura e preparada para uso demonstrativo</w:t>
             </w:r>
           </w:p>
         </w:tc>
@@ -600,70 +1125,161 @@
       <w:tr>
         <w:tc>
           <w:tcPr>
-            <w:tcW w:type="dxa" w:w="1234"/>
+            <w:tcW w:type="dxa" w:w="2057"/>
+            <w:vAlign w:val="center"/>
+            <w:tcMar>
+              <w:top w:w="80" w:type="dxa"/>
+              <w:start w:w="100" w:type="dxa"/>
+              <w:bottom w:w="80" w:type="dxa"/>
+              <w:end w:w="100" w:type="dxa"/>
+            </w:tcMar>
           </w:tcPr>
           <w:p>
+            <w:pPr>
+              <w:spacing w:after="0"/>
+            </w:pPr>
             <w:r>
+              <w:rPr>
+                <w:sz w:val="14"/>
+              </w:rPr>
               <w:t>6 - Em validação</w:t>
             </w:r>
           </w:p>
         </w:tc>
         <w:tc>
           <w:tcPr>
-            <w:tcW w:type="dxa" w:w="1234"/>
+            <w:tcW w:type="dxa" w:w="2057"/>
+            <w:vAlign w:val="center"/>
+            <w:tcMar>
+              <w:top w:w="80" w:type="dxa"/>
+              <w:start w:w="100" w:type="dxa"/>
+              <w:bottom w:w="80" w:type="dxa"/>
+              <w:end w:w="100" w:type="dxa"/>
+            </w:tcMar>
           </w:tcPr>
           <w:p>
+            <w:pPr>
+              <w:spacing w:after="0"/>
+            </w:pPr>
             <w:r>
+              <w:rPr>
+                <w:sz w:val="14"/>
+              </w:rPr>
               <w:t>Testes funcionais, usabilidade e acessibilidade (14 dias)</w:t>
             </w:r>
           </w:p>
         </w:tc>
         <w:tc>
           <w:tcPr>
-            <w:tcW w:type="dxa" w:w="1234"/>
+            <w:tcW w:type="dxa" w:w="2057"/>
+            <w:vAlign w:val="center"/>
+            <w:tcMar>
+              <w:top w:w="80" w:type="dxa"/>
+              <w:start w:w="100" w:type="dxa"/>
+              <w:bottom w:w="80" w:type="dxa"/>
+              <w:end w:w="100" w:type="dxa"/>
+            </w:tcMar>
           </w:tcPr>
           <w:p>
+            <w:pPr>
+              <w:spacing w:after="0"/>
+            </w:pPr>
             <w:r>
+              <w:rPr>
+                <w:sz w:val="14"/>
+              </w:rPr>
               <w:t>Mapear riscos e respostas do projeto</w:t>
             </w:r>
           </w:p>
         </w:tc>
         <w:tc>
           <w:tcPr>
-            <w:tcW w:type="dxa" w:w="1234"/>
+            <w:tcW w:type="dxa" w:w="2057"/>
+            <w:vAlign w:val="center"/>
+            <w:tcMar>
+              <w:top w:w="80" w:type="dxa"/>
+              <w:start w:w="100" w:type="dxa"/>
+              <w:bottom w:w="80" w:type="dxa"/>
+              <w:end w:w="100" w:type="dxa"/>
+            </w:tcMar>
           </w:tcPr>
           <w:p>
+            <w:pPr>
+              <w:spacing w:after="0"/>
+            </w:pPr>
             <w:r>
+              <w:rPr>
+                <w:sz w:val="14"/>
+              </w:rPr>
               <w:t>Necessidade de formalização de riscos</w:t>
             </w:r>
           </w:p>
         </w:tc>
         <w:tc>
           <w:tcPr>
-            <w:tcW w:type="dxa" w:w="1234"/>
+            <w:tcW w:type="dxa" w:w="2057"/>
+            <w:vAlign w:val="center"/>
+            <w:tcMar>
+              <w:top w:w="80" w:type="dxa"/>
+              <w:start w:w="100" w:type="dxa"/>
+              <w:bottom w:w="80" w:type="dxa"/>
+              <w:end w:w="100" w:type="dxa"/>
+            </w:tcMar>
           </w:tcPr>
           <w:p>
+            <w:pPr>
+              <w:spacing w:after="0"/>
+            </w:pPr>
             <w:r>
+              <w:rPr>
+                <w:sz w:val="14"/>
+              </w:rPr>
               <w:t>Registro de riscos, causas e mitigação</w:t>
             </w:r>
           </w:p>
         </w:tc>
         <w:tc>
           <w:tcPr>
-            <w:tcW w:type="dxa" w:w="1234"/>
+            <w:tcW w:type="dxa" w:w="2057"/>
+            <w:vAlign w:val="center"/>
+            <w:tcMar>
+              <w:top w:w="80" w:type="dxa"/>
+              <w:start w:w="100" w:type="dxa"/>
+              <w:bottom w:w="80" w:type="dxa"/>
+              <w:end w:w="100" w:type="dxa"/>
+            </w:tcMar>
           </w:tcPr>
           <w:p>
+            <w:pPr>
+              <w:spacing w:after="0"/>
+            </w:pPr>
             <w:r>
+              <w:rPr>
+                <w:sz w:val="14"/>
+              </w:rPr>
               <w:t>docs/modelagem-site.md (seção de riscos e mitigações)</w:t>
             </w:r>
           </w:p>
         </w:tc>
         <w:tc>
           <w:tcPr>
-            <w:tcW w:type="dxa" w:w="1234"/>
+            <w:tcW w:type="dxa" w:w="2057"/>
+            <w:vAlign w:val="center"/>
+            <w:tcMar>
+              <w:top w:w="80" w:type="dxa"/>
+              <w:start w:w="100" w:type="dxa"/>
+              <w:bottom w:w="80" w:type="dxa"/>
+              <w:end w:w="100" w:type="dxa"/>
+            </w:tcMar>
           </w:tcPr>
           <w:p>
+            <w:pPr>
+              <w:spacing w:after="0"/>
+            </w:pPr>
             <w:r>
+              <w:rPr>
+                <w:sz w:val="14"/>
+              </w:rPr>
               <w:t>Gestão de riscos documentada</w:t>
             </w:r>
           </w:p>
@@ -672,70 +1288,161 @@
       <w:tr>
         <w:tc>
           <w:tcPr>
-            <w:tcW w:type="dxa" w:w="1234"/>
+            <w:tcW w:type="dxa" w:w="2057"/>
+            <w:vAlign w:val="center"/>
+            <w:tcMar>
+              <w:top w:w="80" w:type="dxa"/>
+              <w:start w:w="100" w:type="dxa"/>
+              <w:bottom w:w="80" w:type="dxa"/>
+              <w:end w:w="100" w:type="dxa"/>
+            </w:tcMar>
           </w:tcPr>
           <w:p>
+            <w:pPr>
+              <w:spacing w:after="0"/>
+            </w:pPr>
             <w:r>
+              <w:rPr>
+                <w:sz w:val="14"/>
+              </w:rPr>
               <w:t>7 - Em validação</w:t>
             </w:r>
           </w:p>
         </w:tc>
         <w:tc>
           <w:tcPr>
-            <w:tcW w:type="dxa" w:w="1234"/>
+            <w:tcW w:type="dxa" w:w="2057"/>
+            <w:vAlign w:val="center"/>
+            <w:tcMar>
+              <w:top w:w="80" w:type="dxa"/>
+              <w:start w:w="100" w:type="dxa"/>
+              <w:bottom w:w="80" w:type="dxa"/>
+              <w:end w:w="100" w:type="dxa"/>
+            </w:tcMar>
           </w:tcPr>
           <w:p>
+            <w:pPr>
+              <w:spacing w:after="0"/>
+            </w:pPr>
             <w:r>
-              <w:t>Publicação e demonstração do protótipo (7 dias)</w:t>
+              <w:rPr>
+                <w:sz w:val="14"/>
+              </w:rPr>
+              <w:t>Publicação e demonstração da aplicação (7 dias)</w:t>
             </w:r>
           </w:p>
         </w:tc>
         <w:tc>
           <w:tcPr>
-            <w:tcW w:type="dxa" w:w="1234"/>
+            <w:tcW w:type="dxa" w:w="2057"/>
+            <w:vAlign w:val="center"/>
+            <w:tcMar>
+              <w:top w:w="80" w:type="dxa"/>
+              <w:start w:w="100" w:type="dxa"/>
+              <w:bottom w:w="80" w:type="dxa"/>
+              <w:end w:w="100" w:type="dxa"/>
+            </w:tcMar>
           </w:tcPr>
           <w:p>
+            <w:pPr>
+              <w:spacing w:after="0"/>
+            </w:pPr>
             <w:r>
+              <w:rPr>
+                <w:sz w:val="14"/>
+              </w:rPr>
               <w:t>Consolidar documentação acadêmica</w:t>
             </w:r>
           </w:p>
         </w:tc>
         <w:tc>
           <w:tcPr>
-            <w:tcW w:type="dxa" w:w="1234"/>
+            <w:tcW w:type="dxa" w:w="2057"/>
+            <w:vAlign w:val="center"/>
+            <w:tcMar>
+              <w:top w:w="80" w:type="dxa"/>
+              <w:start w:w="100" w:type="dxa"/>
+              <w:bottom w:w="80" w:type="dxa"/>
+              <w:end w:w="100" w:type="dxa"/>
+            </w:tcMar>
           </w:tcPr>
           <w:p>
+            <w:pPr>
+              <w:spacing w:after="0"/>
+            </w:pPr>
             <w:r>
+              <w:rPr>
+                <w:sz w:val="14"/>
+              </w:rPr>
               <w:t>Necessidade de evidenciar método e evolução</w:t>
             </w:r>
           </w:p>
         </w:tc>
         <w:tc>
           <w:tcPr>
-            <w:tcW w:type="dxa" w:w="1234"/>
+            <w:tcW w:type="dxa" w:w="2057"/>
+            <w:vAlign w:val="center"/>
+            <w:tcMar>
+              <w:top w:w="80" w:type="dxa"/>
+              <w:start w:w="100" w:type="dxa"/>
+              <w:bottom w:w="80" w:type="dxa"/>
+              <w:end w:w="100" w:type="dxa"/>
+            </w:tcMar>
           </w:tcPr>
           <w:p>
+            <w:pPr>
+              <w:spacing w:after="0"/>
+            </w:pPr>
             <w:r>
+              <w:rPr>
+                <w:sz w:val="14"/>
+              </w:rPr>
               <w:t>Atualização da modelagem por engenharia reversa e alinhamento metodológico</w:t>
             </w:r>
           </w:p>
         </w:tc>
         <w:tc>
           <w:tcPr>
-            <w:tcW w:type="dxa" w:w="1234"/>
+            <w:tcW w:type="dxa" w:w="2057"/>
+            <w:vAlign w:val="center"/>
+            <w:tcMar>
+              <w:top w:w="80" w:type="dxa"/>
+              <w:start w:w="100" w:type="dxa"/>
+              <w:bottom w:w="80" w:type="dxa"/>
+              <w:end w:w="100" w:type="dxa"/>
+            </w:tcMar>
           </w:tcPr>
           <w:p>
+            <w:pPr>
+              <w:spacing w:after="0"/>
+            </w:pPr>
             <w:r>
+              <w:rPr>
+                <w:sz w:val="14"/>
+              </w:rPr>
               <w:t>docs/modelagem-site.md</w:t>
             </w:r>
           </w:p>
         </w:tc>
         <w:tc>
           <w:tcPr>
-            <w:tcW w:type="dxa" w:w="1234"/>
+            <w:tcW w:type="dxa" w:w="2057"/>
+            <w:vAlign w:val="center"/>
+            <w:tcMar>
+              <w:top w:w="80" w:type="dxa"/>
+              <w:start w:w="100" w:type="dxa"/>
+              <w:bottom w:w="80" w:type="dxa"/>
+              <w:end w:w="100" w:type="dxa"/>
+            </w:tcMar>
           </w:tcPr>
           <w:p>
+            <w:pPr>
+              <w:spacing w:after="0"/>
+            </w:pPr>
             <w:r>
+              <w:rPr>
+                <w:sz w:val="14"/>
+              </w:rPr>
               <w:t>Documentação coerente com o sistema implementado</w:t>
             </w:r>
           </w:p>
@@ -744,70 +1451,161 @@
       <w:tr>
         <w:tc>
           <w:tcPr>
-            <w:tcW w:type="dxa" w:w="1234"/>
+            <w:tcW w:type="dxa" w:w="2057"/>
+            <w:vAlign w:val="center"/>
+            <w:tcMar>
+              <w:top w:w="80" w:type="dxa"/>
+              <w:start w:w="100" w:type="dxa"/>
+              <w:bottom w:w="80" w:type="dxa"/>
+              <w:end w:w="100" w:type="dxa"/>
+            </w:tcMar>
           </w:tcPr>
           <w:p>
+            <w:pPr>
+              <w:spacing w:after="0"/>
+            </w:pPr>
             <w:r>
+              <w:rPr>
+                <w:sz w:val="14"/>
+              </w:rPr>
               <w:t>8 - Em validação</w:t>
             </w:r>
           </w:p>
         </w:tc>
         <w:tc>
           <w:tcPr>
-            <w:tcW w:type="dxa" w:w="1234"/>
+            <w:tcW w:type="dxa" w:w="2057"/>
+            <w:vAlign w:val="center"/>
+            <w:tcMar>
+              <w:top w:w="80" w:type="dxa"/>
+              <w:start w:w="100" w:type="dxa"/>
+              <w:bottom w:w="80" w:type="dxa"/>
+              <w:end w:w="100" w:type="dxa"/>
+            </w:tcMar>
           </w:tcPr>
           <w:p>
+            <w:pPr>
+              <w:spacing w:after="0"/>
+            </w:pPr>
             <w:r>
+              <w:rPr>
+                <w:sz w:val="14"/>
+              </w:rPr>
               <w:t>Coleta de feedback comunitário (14 dias)</w:t>
             </w:r>
           </w:p>
         </w:tc>
         <w:tc>
           <w:tcPr>
-            <w:tcW w:type="dxa" w:w="1234"/>
+            <w:tcW w:type="dxa" w:w="2057"/>
+            <w:vAlign w:val="center"/>
+            <w:tcMar>
+              <w:top w:w="80" w:type="dxa"/>
+              <w:start w:w="100" w:type="dxa"/>
+              <w:bottom w:w="80" w:type="dxa"/>
+              <w:end w:w="100" w:type="dxa"/>
+            </w:tcMar>
           </w:tcPr>
           <w:p>
+            <w:pPr>
+              <w:spacing w:after="0"/>
+            </w:pPr>
             <w:r>
+              <w:rPr>
+                <w:sz w:val="14"/>
+              </w:rPr>
               <w:t>Obter retorno de usuários e ONGs</w:t>
             </w:r>
           </w:p>
         </w:tc>
         <w:tc>
           <w:tcPr>
-            <w:tcW w:type="dxa" w:w="1234"/>
+            <w:tcW w:type="dxa" w:w="2057"/>
+            <w:vAlign w:val="center"/>
+            <w:tcMar>
+              <w:top w:w="80" w:type="dxa"/>
+              <w:start w:w="100" w:type="dxa"/>
+              <w:bottom w:w="80" w:type="dxa"/>
+              <w:end w:w="100" w:type="dxa"/>
+            </w:tcMar>
           </w:tcPr>
           <w:p>
+            <w:pPr>
+              <w:spacing w:after="0"/>
+            </w:pPr>
             <w:r>
+              <w:rPr>
+                <w:sz w:val="14"/>
+              </w:rPr>
               <w:t>Necessidade de validar a utilidade prática</w:t>
             </w:r>
           </w:p>
         </w:tc>
         <w:tc>
           <w:tcPr>
-            <w:tcW w:type="dxa" w:w="1234"/>
+            <w:tcW w:type="dxa" w:w="2057"/>
+            <w:vAlign w:val="center"/>
+            <w:tcMar>
+              <w:top w:w="80" w:type="dxa"/>
+              <w:start w:w="100" w:type="dxa"/>
+              <w:bottom w:w="80" w:type="dxa"/>
+              <w:end w:w="100" w:type="dxa"/>
+            </w:tcMar>
           </w:tcPr>
           <w:p>
+            <w:pPr>
+              <w:spacing w:after="0"/>
+            </w:pPr>
             <w:r>
+              <w:rPr>
+                <w:sz w:val="14"/>
+              </w:rPr>
               <w:t>Aplicação de formulário e registro das respostas</w:t>
             </w:r>
           </w:p>
         </w:tc>
         <w:tc>
           <w:tcPr>
-            <w:tcW w:type="dxa" w:w="1234"/>
+            <w:tcW w:type="dxa" w:w="2057"/>
+            <w:vAlign w:val="center"/>
+            <w:tcMar>
+              <w:top w:w="80" w:type="dxa"/>
+              <w:start w:w="100" w:type="dxa"/>
+              <w:bottom w:w="80" w:type="dxa"/>
+              <w:end w:w="100" w:type="dxa"/>
+            </w:tcMar>
           </w:tcPr>
           <w:p>
+            <w:pPr>
+              <w:spacing w:after="0"/>
+            </w:pPr>
             <w:r>
+              <w:rPr>
+                <w:sz w:val="14"/>
+              </w:rPr>
               <w:t>docs/roteiro-google-form-impacto.md</w:t>
             </w:r>
           </w:p>
         </w:tc>
         <w:tc>
           <w:tcPr>
-            <w:tcW w:type="dxa" w:w="1234"/>
+            <w:tcW w:type="dxa" w:w="2057"/>
+            <w:vAlign w:val="center"/>
+            <w:tcMar>
+              <w:top w:w="80" w:type="dxa"/>
+              <w:start w:w="100" w:type="dxa"/>
+              <w:bottom w:w="80" w:type="dxa"/>
+              <w:end w:w="100" w:type="dxa"/>
+            </w:tcMar>
           </w:tcPr>
           <w:p>
+            <w:pPr>
+              <w:spacing w:after="0"/>
+            </w:pPr>
             <w:r>
+              <w:rPr>
+                <w:sz w:val="14"/>
+              </w:rPr>
               <w:t>Feedback organizado para análise</w:t>
             </w:r>
           </w:p>
@@ -816,71 +1614,162 @@
       <w:tr>
         <w:tc>
           <w:tcPr>
-            <w:tcW w:type="dxa" w:w="1234"/>
+            <w:tcW w:type="dxa" w:w="2057"/>
+            <w:vAlign w:val="center"/>
+            <w:tcMar>
+              <w:top w:w="80" w:type="dxa"/>
+              <w:start w:w="100" w:type="dxa"/>
+              <w:bottom w:w="80" w:type="dxa"/>
+              <w:end w:w="100" w:type="dxa"/>
+            </w:tcMar>
           </w:tcPr>
           <w:p>
+            <w:pPr>
+              <w:spacing w:after="0"/>
+            </w:pPr>
             <w:r>
+              <w:rPr>
+                <w:sz w:val="14"/>
+              </w:rPr>
               <w:t>9 - Em validação</w:t>
             </w:r>
           </w:p>
         </w:tc>
         <w:tc>
           <w:tcPr>
-            <w:tcW w:type="dxa" w:w="1234"/>
+            <w:tcW w:type="dxa" w:w="2057"/>
+            <w:vAlign w:val="center"/>
+            <w:tcMar>
+              <w:top w:w="80" w:type="dxa"/>
+              <w:start w:w="100" w:type="dxa"/>
+              <w:bottom w:w="80" w:type="dxa"/>
+              <w:end w:w="100" w:type="dxa"/>
+            </w:tcMar>
           </w:tcPr>
           <w:p>
+            <w:pPr>
+              <w:spacing w:after="0"/>
+            </w:pPr>
             <w:r>
+              <w:rPr>
+                <w:sz w:val="14"/>
+              </w:rPr>
               <w:t>Análise das respostas (5 dias)</w:t>
             </w:r>
           </w:p>
         </w:tc>
         <w:tc>
           <w:tcPr>
-            <w:tcW w:type="dxa" w:w="1234"/>
+            <w:tcW w:type="dxa" w:w="2057"/>
+            <w:vAlign w:val="center"/>
+            <w:tcMar>
+              <w:top w:w="80" w:type="dxa"/>
+              <w:start w:w="100" w:type="dxa"/>
+              <w:bottom w:w="80" w:type="dxa"/>
+              <w:end w:w="100" w:type="dxa"/>
+            </w:tcMar>
           </w:tcPr>
           <w:p>
+            <w:pPr>
+              <w:spacing w:after="0"/>
+            </w:pPr>
             <w:r>
+              <w:rPr>
+                <w:sz w:val="14"/>
+              </w:rPr>
               <w:t>Interpretar os dados coletados</w:t>
             </w:r>
           </w:p>
         </w:tc>
         <w:tc>
           <w:tcPr>
-            <w:tcW w:type="dxa" w:w="1234"/>
+            <w:tcW w:type="dxa" w:w="2057"/>
+            <w:vAlign w:val="center"/>
+            <w:tcMar>
+              <w:top w:w="80" w:type="dxa"/>
+              <w:start w:w="100" w:type="dxa"/>
+              <w:bottom w:w="80" w:type="dxa"/>
+              <w:end w:w="100" w:type="dxa"/>
+            </w:tcMar>
           </w:tcPr>
           <w:p>
+            <w:pPr>
+              <w:spacing w:after="0"/>
+            </w:pPr>
             <w:r>
+              <w:rPr>
+                <w:sz w:val="14"/>
+              </w:rPr>
               <w:t>Necessidade de identificar melhorias prioritárias</w:t>
             </w:r>
           </w:p>
         </w:tc>
         <w:tc>
           <w:tcPr>
-            <w:tcW w:type="dxa" w:w="1234"/>
+            <w:tcW w:type="dxa" w:w="2057"/>
+            <w:vAlign w:val="center"/>
+            <w:tcMar>
+              <w:top w:w="80" w:type="dxa"/>
+              <w:start w:w="100" w:type="dxa"/>
+              <w:bottom w:w="80" w:type="dxa"/>
+              <w:end w:w="100" w:type="dxa"/>
+            </w:tcMar>
           </w:tcPr>
           <w:p>
+            <w:pPr>
+              <w:spacing w:after="0"/>
+            </w:pPr>
             <w:r>
+              <w:rPr>
+                <w:sz w:val="14"/>
+              </w:rPr>
               <w:t>Consolidação e análise dos resultados</w:t>
             </w:r>
           </w:p>
         </w:tc>
         <w:tc>
           <w:tcPr>
-            <w:tcW w:type="dxa" w:w="1234"/>
+            <w:tcW w:type="dxa" w:w="2057"/>
+            <w:vAlign w:val="center"/>
+            <w:tcMar>
+              <w:top w:w="80" w:type="dxa"/>
+              <w:start w:w="100" w:type="dxa"/>
+              <w:bottom w:w="80" w:type="dxa"/>
+              <w:end w:w="100" w:type="dxa"/>
+            </w:tcMar>
           </w:tcPr>
           <w:p>
+            <w:pPr>
+              <w:spacing w:after="0"/>
+            </w:pPr>
             <w:r>
+              <w:rPr>
+                <w:sz w:val="14"/>
+              </w:rPr>
               <w:t>Evidências da coleta e formulário</w:t>
             </w:r>
           </w:p>
         </w:tc>
         <w:tc>
           <w:tcPr>
-            <w:tcW w:type="dxa" w:w="1234"/>
+            <w:tcW w:type="dxa" w:w="2057"/>
+            <w:vAlign w:val="center"/>
+            <w:tcMar>
+              <w:top w:w="80" w:type="dxa"/>
+              <w:start w:w="100" w:type="dxa"/>
+              <w:bottom w:w="80" w:type="dxa"/>
+              <w:end w:w="100" w:type="dxa"/>
+            </w:tcMar>
           </w:tcPr>
           <w:p>
+            <w:pPr>
+              <w:spacing w:after="0"/>
+            </w:pPr>
             <w:r>
-              <w:t>Melhorias priorizadas</w:t>
+              <w:rPr>
+                <w:sz w:val="14"/>
+              </w:rPr>
+              <w:t>Dados organizados para priorização posterior</w:t>
             </w:r>
           </w:p>
         </w:tc>
@@ -888,70 +1777,161 @@
       <w:tr>
         <w:tc>
           <w:tcPr>
-            <w:tcW w:type="dxa" w:w="1234"/>
+            <w:tcW w:type="dxa" w:w="2057"/>
+            <w:vAlign w:val="center"/>
+            <w:tcMar>
+              <w:top w:w="80" w:type="dxa"/>
+              <w:start w:w="100" w:type="dxa"/>
+              <w:bottom w:w="80" w:type="dxa"/>
+              <w:end w:w="100" w:type="dxa"/>
+            </w:tcMar>
           </w:tcPr>
           <w:p>
+            <w:pPr>
+              <w:spacing w:after="0"/>
+            </w:pPr>
             <w:r>
+              <w:rPr>
+                <w:sz w:val="14"/>
+              </w:rPr>
               <w:t>10 - Concluído</w:t>
             </w:r>
           </w:p>
         </w:tc>
         <w:tc>
           <w:tcPr>
-            <w:tcW w:type="dxa" w:w="1234"/>
+            <w:tcW w:type="dxa" w:w="2057"/>
+            <w:vAlign w:val="center"/>
+            <w:tcMar>
+              <w:top w:w="80" w:type="dxa"/>
+              <w:start w:w="100" w:type="dxa"/>
+              <w:bottom w:w="80" w:type="dxa"/>
+              <w:end w:w="100" w:type="dxa"/>
+            </w:tcMar>
           </w:tcPr>
           <w:p>
+            <w:pPr>
+              <w:spacing w:after="0"/>
+            </w:pPr>
             <w:r>
+              <w:rPr>
+                <w:sz w:val="14"/>
+              </w:rPr>
               <w:t>Refinamento e evidências finais (8 dias)</w:t>
             </w:r>
           </w:p>
         </w:tc>
         <w:tc>
           <w:tcPr>
-            <w:tcW w:type="dxa" w:w="1234"/>
+            <w:tcW w:type="dxa" w:w="2057"/>
+            <w:vAlign w:val="center"/>
+            <w:tcMar>
+              <w:top w:w="80" w:type="dxa"/>
+              <w:start w:w="100" w:type="dxa"/>
+              <w:bottom w:w="80" w:type="dxa"/>
+              <w:end w:w="100" w:type="dxa"/>
+            </w:tcMar>
           </w:tcPr>
           <w:p>
+            <w:pPr>
+              <w:spacing w:after="0"/>
+            </w:pPr>
             <w:r>
+              <w:rPr>
+                <w:sz w:val="14"/>
+              </w:rPr>
               <w:t>Consolidar a entrega do projeto</w:t>
             </w:r>
           </w:p>
         </w:tc>
         <w:tc>
           <w:tcPr>
-            <w:tcW w:type="dxa" w:w="1234"/>
+            <w:tcW w:type="dxa" w:w="2057"/>
+            <w:vAlign w:val="center"/>
+            <w:tcMar>
+              <w:top w:w="80" w:type="dxa"/>
+              <w:start w:w="100" w:type="dxa"/>
+              <w:bottom w:w="80" w:type="dxa"/>
+              <w:end w:w="100" w:type="dxa"/>
+            </w:tcMar>
           </w:tcPr>
           <w:p>
+            <w:pPr>
+              <w:spacing w:after="0"/>
+            </w:pPr>
             <w:r>
+              <w:rPr>
+                <w:sz w:val="14"/>
+              </w:rPr>
               <w:t>Necessidade de fechar documentação e ajustes</w:t>
             </w:r>
           </w:p>
         </w:tc>
         <w:tc>
           <w:tcPr>
-            <w:tcW w:type="dxa" w:w="1234"/>
+            <w:tcW w:type="dxa" w:w="2057"/>
+            <w:vAlign w:val="center"/>
+            <w:tcMar>
+              <w:top w:w="80" w:type="dxa"/>
+              <w:start w:w="100" w:type="dxa"/>
+              <w:bottom w:w="80" w:type="dxa"/>
+              <w:end w:w="100" w:type="dxa"/>
+            </w:tcMar>
           </w:tcPr>
           <w:p>
+            <w:pPr>
+              <w:spacing w:after="0"/>
+            </w:pPr>
             <w:r>
+              <w:rPr>
+                <w:sz w:val="14"/>
+              </w:rPr>
               <w:t>Correções finais, atualização documental e organização das evidências</w:t>
             </w:r>
           </w:p>
         </w:tc>
         <w:tc>
           <w:tcPr>
-            <w:tcW w:type="dxa" w:w="1234"/>
+            <w:tcW w:type="dxa" w:w="2057"/>
+            <w:vAlign w:val="center"/>
+            <w:tcMar>
+              <w:top w:w="80" w:type="dxa"/>
+              <w:start w:w="100" w:type="dxa"/>
+              <w:bottom w:w="80" w:type="dxa"/>
+              <w:end w:w="100" w:type="dxa"/>
+            </w:tcMar>
           </w:tcPr>
           <w:p>
+            <w:pPr>
+              <w:spacing w:after="0"/>
+            </w:pPr>
             <w:r>
+              <w:rPr>
+                <w:sz w:val="14"/>
+              </w:rPr>
               <w:t>README.md e documentação do projeto</w:t>
             </w:r>
           </w:p>
         </w:tc>
         <w:tc>
           <w:tcPr>
-            <w:tcW w:type="dxa" w:w="1234"/>
+            <w:tcW w:type="dxa" w:w="2057"/>
+            <w:vAlign w:val="center"/>
+            <w:tcMar>
+              <w:top w:w="80" w:type="dxa"/>
+              <w:start w:w="100" w:type="dxa"/>
+              <w:bottom w:w="80" w:type="dxa"/>
+              <w:end w:w="100" w:type="dxa"/>
+            </w:tcMar>
           </w:tcPr>
           <w:p>
+            <w:pPr>
+              <w:spacing w:after="0"/>
+            </w:pPr>
             <w:r>
+              <w:rPr>
+                <w:sz w:val="14"/>
+              </w:rPr>
               <w:t>Entrega final preparada</w:t>
             </w:r>
           </w:p>
@@ -1007,8 +1987,8 @@
       </w:r>
     </w:p>
     <w:sectPr>
-      <w:pgSz w:w="12240" w:h="15840"/>
-      <w:pgMar w:top="1440" w:right="1800" w:bottom="1440" w:left="1800" w:header="720" w:footer="720" w:gutter="0"/>
+      <w:pgSz w:w="15840" w:h="12240" w:orient="landscape"/>
+      <w:pgMar w:top="720" w:right="720" w:bottom="720" w:left="720" w:header="720" w:footer="720" w:gutter="0"/>
       <w:cols w:space="720"/>
       <w:docGrid w:linePitch="360"/>
     </w:sectPr>
